--- a/dist/exports/alcohols-phenols-and-ethers_revision_notes.docx
+++ b/dist/exports/alcohols-phenols-and-ethers_revision_notes.docx
@@ -189,7 +189,7 @@
                 <w:color w:val="2D3748"/>
                 <w:sz w:val="19"/>
               </w:rPr>
-              <w:t>Alcohols Phenols And Ethers - Core Application</w:t>
+              <w:t>Acidity of Phenols &amp; Distinguishing Tests</w:t>
             </w:r>
           </w:p>
         </w:tc>
@@ -209,7 +209,7 @@
               <w:rPr>
                 <w:sz w:val="19"/>
               </w:rPr>
-              <w:t>60 PYQs</w:t>
+              <w:t>30 PYQs</w:t>
             </w:r>
           </w:p>
         </w:tc>
@@ -230,7 +230,94 @@
                 <w:color w:val="718096"/>
                 <w:sz w:val="19"/>
               </w:rPr>
-              <w:t>General Concept</w:t>
+              <w:t>Phenols</w:t>
+            </w:r>
+          </w:p>
+        </w:tc>
+      </w:tr>
+      <w:tr>
+        <w:tc>
+          <w:tcPr>
+            <w:tcW w:type="dxa" w:w="2160"/>
+            <w:shd w:fill="FFFFFF"/>
+            <w:tcMar>
+              <w:top w:w="80" w:type="dxa"/>
+              <w:bottom w:w="80" w:type="dxa"/>
+              <w:left w:w="150" w:type="dxa"/>
+              <w:right w:w="150" w:type="dxa"/>
+            </w:tcMar>
+          </w:tcPr>
+          <w:p>
+            <w:r>
+              <w:rPr>
+                <w:b/>
+                <w:color w:val="C53030"/>
+                <w:sz w:val="19"/>
+              </w:rPr>
+              <w:t>Very High</w:t>
+            </w:r>
+          </w:p>
+        </w:tc>
+        <w:tc>
+          <w:tcPr>
+            <w:tcW w:type="dxa" w:w="4320"/>
+            <w:shd w:fill="FFFFFF"/>
+            <w:tcMar>
+              <w:top w:w="80" w:type="dxa"/>
+              <w:bottom w:w="80" w:type="dxa"/>
+              <w:left w:w="150" w:type="dxa"/>
+              <w:right w:w="150" w:type="dxa"/>
+            </w:tcMar>
+          </w:tcPr>
+          <w:p>
+            <w:r>
+              <w:rPr>
+                <w:b/>
+                <w:color w:val="2D3748"/>
+                <w:sz w:val="19"/>
+              </w:rPr>
+              <w:t>Williamson Ether Synthesis &amp; Cleavage by HI</w:t>
+            </w:r>
+          </w:p>
+        </w:tc>
+        <w:tc>
+          <w:tcPr>
+            <w:tcW w:type="dxa" w:w="1728"/>
+            <w:shd w:fill="FFFFFF"/>
+            <w:tcMar>
+              <w:top w:w="80" w:type="dxa"/>
+              <w:bottom w:w="80" w:type="dxa"/>
+              <w:left w:w="150" w:type="dxa"/>
+              <w:right w:w="150" w:type="dxa"/>
+            </w:tcMar>
+          </w:tcPr>
+          <w:p>
+            <w:r>
+              <w:rPr>
+                <w:sz w:val="19"/>
+              </w:rPr>
+              <w:t>30 PYQs</w:t>
+            </w:r>
+          </w:p>
+        </w:tc>
+        <w:tc>
+          <w:tcPr>
+            <w:tcW w:type="dxa" w:w="1872"/>
+            <w:shd w:fill="FFFFFF"/>
+            <w:tcMar>
+              <w:top w:w="80" w:type="dxa"/>
+              <w:bottom w:w="80" w:type="dxa"/>
+              <w:left w:w="150" w:type="dxa"/>
+              <w:right w:w="150" w:type="dxa"/>
+            </w:tcMar>
+          </w:tcPr>
+          <w:p>
+            <w:r>
+              <w:rPr>
+                <w:color w:val="718096"/>
+                <w:sz w:val="19"/>
+              </w:rPr>
+              <w:t>Ethers</w:t>
             </w:r>
           </w:p>
         </w:tc>
@@ -311,6 +398,98 @@
           </w:p>
         </w:tc>
       </w:tr>
+      <w:tr>
+        <w:tc>
+          <w:tcPr>
+            <w:tcW w:type="dxa" w:w="3600"/>
+            <w:shd w:fill="F7FAFC"/>
+            <w:tcMar>
+              <w:top w:w="100" w:type="dxa"/>
+              <w:bottom w:w="100" w:type="dxa"/>
+              <w:left w:w="150" w:type="dxa"/>
+              <w:right w:w="150" w:type="dxa"/>
+            </w:tcMar>
+          </w:tcPr>
+          <w:p>
+            <w:r>
+              <w:rPr>
+                <w:b/>
+                <w:color w:val="1A365D"/>
+                <w:sz w:val="19"/>
+              </w:rPr>
+              <w:t>Acidity of Phenols &amp; Distinguishing Tests</w:t>
+            </w:r>
+          </w:p>
+        </w:tc>
+        <w:tc>
+          <w:tcPr>
+            <w:tcW w:type="dxa" w:w="6480"/>
+            <w:shd w:fill="F7FAFC"/>
+            <w:tcMar>
+              <w:top w:w="100" w:type="dxa"/>
+              <w:bottom w:w="100" w:type="dxa"/>
+              <w:left w:w="150" w:type="dxa"/>
+              <w:right w:w="150" w:type="dxa"/>
+            </w:tcMar>
+          </w:tcPr>
+          <w:p>
+            <w:r>
+              <w:rPr>
+                <w:rFonts w:ascii="Cambria Math" w:hAnsi="Cambria Math"/>
+                <w:color w:val="2D3748"/>
+                <w:sz w:val="19"/>
+              </w:rPr>
+              <w:t>\text{Acidity: Picric acid} &gt; \text{p-Nitrophenol} &gt; \text{Phenol} &gt; \text{Water} &gt; \text{Ethanol}, \quad \text{Lucas: } 3^\circ \text{ (turbidity immediately)}, 2^\circ \text{ (5 mins)}, 1^\circ \text{ (no turbidity)}</w:t>
+            </w:r>
+          </w:p>
+        </w:tc>
+      </w:tr>
+      <w:tr>
+        <w:tc>
+          <w:tcPr>
+            <w:tcW w:type="dxa" w:w="3600"/>
+            <w:shd w:fill="FFFFFF"/>
+            <w:tcMar>
+              <w:top w:w="100" w:type="dxa"/>
+              <w:bottom w:w="100" w:type="dxa"/>
+              <w:left w:w="150" w:type="dxa"/>
+              <w:right w:w="150" w:type="dxa"/>
+            </w:tcMar>
+          </w:tcPr>
+          <w:p>
+            <w:r>
+              <w:rPr>
+                <w:b/>
+                <w:color w:val="1A365D"/>
+                <w:sz w:val="19"/>
+              </w:rPr>
+              <w:t>Williamson Ether Synthesis &amp; Cleavage by HI</w:t>
+            </w:r>
+          </w:p>
+        </w:tc>
+        <w:tc>
+          <w:tcPr>
+            <w:tcW w:type="dxa" w:w="6480"/>
+            <w:shd w:fill="FFFFFF"/>
+            <w:tcMar>
+              <w:top w:w="100" w:type="dxa"/>
+              <w:bottom w:w="100" w:type="dxa"/>
+              <w:left w:w="150" w:type="dxa"/>
+              <w:right w:w="150" w:type="dxa"/>
+            </w:tcMar>
+          </w:tcPr>
+          <w:p>
+            <w:r>
+              <w:rPr>
+                <w:rFonts w:ascii="Cambria Math" w:hAnsi="Cambria Math"/>
+                <w:color w:val="2D3748"/>
+                <w:sz w:val="19"/>
+              </w:rPr>
+              <w:t>\text{Williamson: } \text{R-O}^- \text{Na}^+ + \text{R'-X (must be } 1^\circ) \to \text{R-O-R'} + \text{NaX}</w:t>
+            </w:r>
+          </w:p>
+        </w:tc>
+      </w:tr>
     </w:tbl>
     <w:p>
       <w:pPr>
@@ -338,7 +517,7 @@
           <w:color w:val="2B6CB0"/>
           <w:sz w:val="24"/>
         </w:rPr>
-        <w:t>3.1 Alcohols Phenols And Ethers - Core Application (Very High Yield — 60 PYQs)</w:t>
+        <w:t>3.1 Acidity of Phenols &amp; Distinguishing Tests (Very High Yield — 30 PYQs)</w:t>
       </w:r>
     </w:p>
     <w:p>
@@ -353,7 +532,7 @@
         <w:rPr>
           <w:sz w:val="20"/>
         </w:rPr>
-        <w:t>Key problem pattern in Alcohols Phenols And Ethers.</w:t>
+        <w:t>Phenoxide resonance stabilization, substituent effects on acidity, Reimer-Tiemann and Kolbe-Schmitt reactions, and Lucas test.</w:t>
       </w:r>
     </w:p>
     <w:tbl>
@@ -391,7 +570,7 @@
                 <w:color w:val="2D3748"/>
                 <w:sz w:val="19"/>
               </w:rPr>
-              <w:t>Watch for algebraic and sign errors.</w:t>
+              <w:t>Electron withdrawing groups (-NO_2, -CN) INCREASE phenol acidity (especially at ortho and para positions), while electron donating groups (-CH_3) decrease acidity.</w:t>
             </w:r>
           </w:p>
         </w:tc>
@@ -432,7 +611,215 @@
                 <w:color w:val="2D3748"/>
                 <w:sz w:val="19"/>
               </w:rPr>
-              <w:t>Verify dimensions and boundary conditions.</w:t>
+              <w:t>Reimer-Tiemann reaction involves dichlorocarbene (:CCl_2) as an electrophilic intermediate to convert phenol to salicylaldehyde.</w:t>
+            </w:r>
+          </w:p>
+        </w:tc>
+      </w:tr>
+    </w:tbl>
+    <w:p>
+      <w:pPr>
+        <w:spacing w:before="120" w:after="40"/>
+      </w:pPr>
+      <w:r>
+        <w:rPr>
+          <w:b/>
+          <w:color w:val="1A365D"/>
+          <w:sz w:val="19"/>
+        </w:rPr>
+        <w:t>Source PYQs testing this concept:</w:t>
+      </w:r>
+    </w:p>
+    <w:p>
+      <w:pPr>
+        <w:pStyle w:val="ListBullet"/>
+        <w:spacing w:after="40"/>
+      </w:pPr>
+      <w:r>
+        <w:rPr>
+          <w:b/>
+          <w:sz w:val="18"/>
+        </w:rPr>
+        <w:t xml:space="preserve">[2026 Evening Shift] Q#2 (MCQ): </w:t>
+      </w:r>
+      <w:r>
+        <w:rPr>
+          <w:sz w:val="18"/>
+        </w:rPr>
+        <w:t xml:space="preserve">"Consider the following reactions. Total number of electrons in the π bonds and lone pair of electrons in the product (X) is :..."  </w:t>
+      </w:r>
+      <w:r>
+        <w:rPr>
+          <w:b/>
+          <w:color w:val="2B6CB0"/>
+          <w:sz w:val="18"/>
+        </w:rPr>
+        <w:t>[Ans: N/A]</w:t>
+      </w:r>
+    </w:p>
+    <w:p>
+      <w:pPr>
+        <w:pStyle w:val="ListBullet"/>
+        <w:spacing w:after="40"/>
+      </w:pPr>
+      <w:r>
+        <w:rPr>
+          <w:b/>
+          <w:sz w:val="18"/>
+        </w:rPr>
+        <w:t xml:space="preserve">[2026 Evening Shift] Q#2 (MCQ): </w:t>
+      </w:r>
+      <w:r>
+        <w:rPr>
+          <w:sz w:val="18"/>
+        </w:rPr>
+        <w:t xml:space="preserve">"The reactions which produce alcohol as the product are : A. CH_(4)+O_(2)\oversetMo_(2)O_(3),Δ→ ≤ ftarrow B. $2CH_{3}C..."  </w:t>
+      </w:r>
+      <w:r>
+        <w:rPr>
+          <w:b/>
+          <w:color w:val="2B6CB0"/>
+          <w:sz w:val="18"/>
+        </w:rPr>
+        <w:t>[Ans: N/A]</w:t>
+      </w:r>
+    </w:p>
+    <w:p>
+      <w:pPr>
+        <w:pStyle w:val="ListBullet"/>
+        <w:spacing w:after="40"/>
+      </w:pPr>
+      <w:r>
+        <w:rPr>
+          <w:b/>
+          <w:sz w:val="18"/>
+        </w:rPr>
+        <w:t xml:space="preserve">[2026 Evening Shift] Q#2 (MCQ): </w:t>
+      </w:r>
+      <w:r>
+        <w:rPr>
+          <w:sz w:val="18"/>
+        </w:rPr>
+        <w:t xml:space="preserve">"A mixed ether (P) , when heated with excess of hot concentrated hydrogen iodide produces two different alkyl iodides which when treated wi..."  </w:t>
+      </w:r>
+      <w:r>
+        <w:rPr>
+          <w:b/>
+          <w:color w:val="2B6CB0"/>
+          <w:sz w:val="18"/>
+        </w:rPr>
+        <w:t>[Ans: N/A]</w:t>
+      </w:r>
+    </w:p>
+    <w:p>
+      <w:pPr>
+        <w:spacing w:after="120"/>
+      </w:pPr>
+    </w:p>
+    <w:p>
+      <w:pPr>
+        <w:pStyle w:val="Heading2"/>
+      </w:pPr>
+      <w:r>
+        <w:rPr>
+          <w:color w:val="2B6CB0"/>
+          <w:sz w:val="24"/>
+        </w:rPr>
+        <w:t>3.2 Williamson Ether Synthesis &amp; Cleavage by HI (Very High Yield — 30 PYQs)</w:t>
+      </w:r>
+    </w:p>
+    <w:p>
+      <w:r>
+        <w:rPr>
+          <w:b/>
+          <w:sz w:val="20"/>
+        </w:rPr>
+        <w:t xml:space="preserve">Core Principle: </w:t>
+      </w:r>
+      <w:r>
+        <w:rPr>
+          <w:sz w:val="20"/>
+        </w:rPr>
+        <w:t>Alkoxide SN2 displacement on primary halides, and ether cleavage mechanism with concentrated HI.</w:t>
+      </w:r>
+    </w:p>
+    <w:tbl>
+      <w:tblPr>
+        <w:tblW w:type="auto" w:w="0"/>
+        <w:jc w:val="center"/>
+        <w:tblLook w:firstColumn="1" w:firstRow="1" w:lastColumn="0" w:lastRow="0" w:noHBand="0" w:noVBand="1" w:val="04A0"/>
+      </w:tblPr>
+      <w:tblGrid>
+        <w:gridCol w:w="10080"/>
+      </w:tblGrid>
+      <w:tr>
+        <w:tc>
+          <w:tcPr>
+            <w:tcW w:type="dxa" w:w="10080"/>
+            <w:shd w:fill="FFF5F5"/>
+            <w:tcMar>
+              <w:top w:w="100" w:type="dxa"/>
+              <w:bottom w:w="100" w:type="dxa"/>
+              <w:left w:w="150" w:type="dxa"/>
+              <w:right w:w="150" w:type="dxa"/>
+            </w:tcMar>
+          </w:tcPr>
+          <w:p>
+            <w:r>
+              <w:rPr>
+                <w:b/>
+                <w:color w:val="C53030"/>
+                <w:sz w:val="19"/>
+              </w:rPr>
+              <w:t xml:space="preserve">⚠️ Common Trap / JEE Pitfall: </w:t>
+            </w:r>
+            <w:r>
+              <w:rPr>
+                <w:color w:val="2D3748"/>
+                <w:sz w:val="19"/>
+              </w:rPr>
+              <w:t>In Williamson synthesis, the alkyl halide MUST be primary (1°). If a tertiary (3°) halide is used, elimination dominates to give an ALKENE instead of an ether!</w:t>
+            </w:r>
+          </w:p>
+        </w:tc>
+      </w:tr>
+    </w:tbl>
+    <w:tbl>
+      <w:tblPr>
+        <w:tblW w:type="auto" w:w="0"/>
+        <w:jc w:val="center"/>
+        <w:tblLook w:firstColumn="1" w:firstRow="1" w:lastColumn="0" w:lastRow="0" w:noHBand="0" w:noVBand="1" w:val="04A0"/>
+      </w:tblPr>
+      <w:tblGrid>
+        <w:gridCol w:w="10080"/>
+      </w:tblGrid>
+      <w:tr>
+        <w:tc>
+          <w:tcPr>
+            <w:tcW w:type="dxa" w:w="10080"/>
+            <w:shd w:fill="F0FFF4"/>
+            <w:tcMar>
+              <w:top w:w="100" w:type="dxa"/>
+              <w:bottom w:w="100" w:type="dxa"/>
+              <w:left w:w="150" w:type="dxa"/>
+              <w:right w:w="150" w:type="dxa"/>
+            </w:tcMar>
+          </w:tcPr>
+          <w:p>
+            <w:r>
+              <w:rPr>
+                <w:b/>
+                <w:color w:val="276749"/>
+                <w:sz w:val="19"/>
+              </w:rPr>
+              <w:t xml:space="preserve">💡 Speed Hack / Trick: </w:t>
+            </w:r>
+            <w:r>
+              <w:rPr>
+                <w:color w:val="2D3748"/>
+                <w:sz w:val="19"/>
+              </w:rPr>
+              <w:t>With unsymmetrical ethers + HI: If one alkyl group is tertiary (3°), the iodide attaches to the 3° carbon (via SN1). If both are 1° or 2°, iodide attacks the less hindered carbon (via SN2).</w:t>
             </w:r>
           </w:p>
         </w:tc>
@@ -660,6 +1047,127 @@
               <w:t>Solution Analysis:</w:t>
               <w:br/>
               <w:t>Compound X is phenolphthalein (an acid–base indicator). In basic solution, phenolphthalein first shows a pink colour. But when NaOH is in excess (very strong base), phenolphthalein changes to a form that is colourless. So, the colour of compound X in excess NaOH is colourless .</w:t>
+            </w:r>
+          </w:p>
+        </w:tc>
+      </w:tr>
+    </w:tbl>
+    <w:p>
+      <w:pPr>
+        <w:spacing w:after="120"/>
+      </w:pPr>
+    </w:p>
+    <w:p>
+      <w:pPr>
+        <w:spacing w:before="160" w:after="40"/>
+      </w:pPr>
+      <w:r>
+        <w:rPr>
+          <w:b/>
+          <w:color w:val="1A365D"/>
+          <w:sz w:val="22"/>
+        </w:rPr>
+        <w:t>Benchmark Problem 2: JEE Main 2026 (Online) 28th January Evening Shift (Q#2)</w:t>
+      </w:r>
+    </w:p>
+    <w:p>
+      <w:pPr>
+        <w:spacing w:after="80"/>
+      </w:pPr>
+      <w:r>
+        <w:rPr>
+          <w:sz w:val="20"/>
+        </w:rPr>
+        <w:t>The reactions which produce alcohol as the product are : A. CH_(4)+O_(2)\oversetMo_(2)O_(3),Δ→ ≤ ftarrow B. 2CH_(3)CH_(3)+3O_(2)\overset(CH_(3)COO)_(2)Mn,Δ→ ≤ ftarrow C. (CH_(3))_(3)CH\oversetKMnO_(4)→ ≤ ftarrow D. 2CH_(4)+O_(2)vec(→ ≤ ftarrow) E. CH_(3)-CH=CH-CH_(3)→ ≤ ftarroŵ Choose the correct answer from the options given below :</w:t>
+      </w:r>
+    </w:p>
+    <w:p>
+      <w:pPr>
+        <w:pStyle w:val="ListBullet"/>
+        <w:spacing w:after="20"/>
+      </w:pPr>
+      <w:r>
+        <w:rPr>
+          <w:sz w:val="19"/>
+        </w:rPr>
+        <w:t>(A) , D and E Only</w:t>
+      </w:r>
+    </w:p>
+    <w:p>
+      <w:pPr>
+        <w:pStyle w:val="ListBullet"/>
+        <w:spacing w:after="20"/>
+      </w:pPr>
+      <w:r>
+        <w:rPr>
+          <w:sz w:val="19"/>
+        </w:rPr>
+        <w:t>(B) and D Only</w:t>
+      </w:r>
+    </w:p>
+    <w:p>
+      <w:pPr>
+        <w:pStyle w:val="ListBullet"/>
+        <w:spacing w:after="20"/>
+      </w:pPr>
+      <w:r>
+        <w:rPr>
+          <w:sz w:val="19"/>
+        </w:rPr>
+        <w:t>(C) , C and E Only</w:t>
+      </w:r>
+    </w:p>
+    <w:p>
+      <w:pPr>
+        <w:pStyle w:val="ListBullet"/>
+        <w:spacing w:after="20"/>
+      </w:pPr>
+      <w:r>
+        <w:rPr>
+          <w:sz w:val="19"/>
+        </w:rPr>
+        <w:t>(D) and D Only</w:t>
+      </w:r>
+    </w:p>
+    <w:tbl>
+      <w:tblPr>
+        <w:tblW w:type="auto" w:w="0"/>
+        <w:jc w:val="center"/>
+        <w:tblLook w:firstColumn="1" w:firstRow="1" w:lastColumn="0" w:lastRow="0" w:noHBand="0" w:noVBand="1" w:val="04A0"/>
+      </w:tblPr>
+      <w:tblGrid>
+        <w:gridCol w:w="10080"/>
+      </w:tblGrid>
+      <w:tr>
+        <w:tc>
+          <w:tcPr>
+            <w:tcW w:type="dxa" w:w="10080"/>
+            <w:shd w:fill="F7FAFC"/>
+            <w:tcMar>
+              <w:top w:w="100" w:type="dxa"/>
+              <w:bottom w:w="100" w:type="dxa"/>
+              <w:left w:w="150" w:type="dxa"/>
+              <w:right w:w="150" w:type="dxa"/>
+            </w:tcMar>
+          </w:tcPr>
+          <w:p>
+            <w:r>
+              <w:rPr>
+                <w:b/>
+                <w:color w:val="1A365D"/>
+                <w:sz w:val="19"/>
+              </w:rPr>
+              <w:t>Correct Answer: None</w:t>
+              <w:br/>
+            </w:r>
+            <w:r>
+              <w:rPr>
+                <w:color w:val="2D3748"/>
+                <w:sz w:val="18"/>
+              </w:rPr>
+              <w:t>Solution Analysis:</w:t>
+              <w:br/>
+              <w:t>Reaction given Alcohol (A)CH_(4)+O_(2)→ ≤ ftarrow_(Δ)^Mo_(2)O_(3)HCHO (B)2CH_(3)CH_(3)+3O_(2)→ ≤ ftarrow_(Δ)^(CH_(3)COO)_(2)MnCH_(3)COOH (D)2CH_(4)+O_(2)→ ≤ ftarrow_(523K,100atm)^CuCH_(3)-OH And. → C,D</w:t>
             </w:r>
           </w:p>
         </w:tc>

--- a/dist/exports/alcohols-phenols-and-ethers_revision_notes.docx
+++ b/dist/exports/alcohols-phenols-and-ethers_revision_notes.docx
@@ -209,7 +209,7 @@
               <w:rPr>
                 <w:sz w:val="19"/>
               </w:rPr>
-              <w:t>30 PYQs</w:t>
+              <w:t>34 PYQs</w:t>
             </w:r>
           </w:p>
         </w:tc>
@@ -296,7 +296,7 @@
               <w:rPr>
                 <w:sz w:val="19"/>
               </w:rPr>
-              <w:t>30 PYQs</w:t>
+              <w:t>26 PYQs</w:t>
             </w:r>
           </w:p>
         </w:tc>
@@ -517,7 +517,7 @@
           <w:color w:val="2B6CB0"/>
           <w:sz w:val="24"/>
         </w:rPr>
-        <w:t>3.1 Acidity of Phenols &amp; Distinguishing Tests (Very High Yield — 30 PYQs)</w:t>
+        <w:t>3.1 Acidity of Phenols &amp; Distinguishing Tests (Very High Yield — 34 PYQs)</w:t>
       </w:r>
     </w:p>
     <w:p>
@@ -694,13 +694,13 @@
           <w:b/>
           <w:sz w:val="18"/>
         </w:rPr>
-        <w:t xml:space="preserve">[2026 Evening Shift] Q#2 (MCQ): </w:t>
+        <w:t xml:space="preserve">[2026 Morning Shift] Q#3 (MCQ): </w:t>
       </w:r>
       <w:r>
         <w:rPr>
           <w:sz w:val="18"/>
         </w:rPr>
-        <w:t xml:space="preserve">"A mixed ether (P) , when heated with excess of hot concentrated hydrogen iodide produces two different alkyl iodides which when treated wi..."  </w:t>
+        <w:t xml:space="preserve">"Consider the following sequence of reactions The major product P is :..."  </w:t>
       </w:r>
       <w:r>
         <w:rPr>
@@ -725,7 +725,7 @@
           <w:color w:val="2B6CB0"/>
           <w:sz w:val="24"/>
         </w:rPr>
-        <w:t>3.2 Williamson Ether Synthesis &amp; Cleavage by HI (Very High Yield — 30 PYQs)</w:t>
+        <w:t>3.2 Williamson Ether Synthesis &amp; Cleavage by HI (Very High Yield — 26 PYQs)</w:t>
       </w:r>
     </w:p>
     <w:p>
